--- a/docs/exemples/grc/01-accord-de-confidentialite.docx
+++ b/docs/exemples/grc/01-accord-de-confidentialite.docx
@@ -504,7 +504,7 @@
                 <w:color w:val="33403B"/>
                 <w:sz w:val="18"/>
               </w:rPr>
-              <w:t>Signature cryptographique locale : SHA256:3ca73107646057080ff79d158338146604cc78d5156216c6344a97bdc48dabe0</w:t>
+              <w:t>Signature cryptographique locale : SHA256:3e8cb366ed86aa35bd97defafbf838fa2e7be95c4cc680c1fa3ed5a0b7f51633</w:t>
             </w:r>
           </w:p>
         </w:tc>
@@ -609,7 +609,7 @@
         <w:color w:val="33403B"/>
         <w:sz w:val="13"/>
       </w:rPr>
-      <w:t>Empreinte SHA-256 de l'état de la mission à l'édition : 3ca73107646057080ff79d158338146604cc78d5156216c6344a97bdc48dabe0</w:t>
+      <w:t>Empreinte SHA-256 de l'état de la mission à l'édition : 3e8cb366ed86aa35bd97defafbf838fa2e7be95c4cc680c1fa3ed5a0b7f51633</w:t>
     </w:r>
   </w:p>
   <w:p>

--- a/docs/exemples/grc/01-accord-de-confidentialite.docx
+++ b/docs/exemples/grc/01-accord-de-confidentialite.docx
@@ -504,7 +504,7 @@
                 <w:color w:val="33403B"/>
                 <w:sz w:val="18"/>
               </w:rPr>
-              <w:t>Signature cryptographique locale : SHA256:3e8cb366ed86aa35bd97defafbf838fa2e7be95c4cc680c1fa3ed5a0b7f51633</w:t>
+              <w:t>Signature cryptographique locale : SHA256:c6c4d45e568cff57cfe0161d28b9ae8c7b73842f56e0660190548ad3e4992b08</w:t>
             </w:r>
           </w:p>
         </w:tc>
@@ -609,7 +609,7 @@
         <w:color w:val="33403B"/>
         <w:sz w:val="13"/>
       </w:rPr>
-      <w:t>Empreinte SHA-256 de l'état de la mission à l'édition : 3e8cb366ed86aa35bd97defafbf838fa2e7be95c4cc680c1fa3ed5a0b7f51633</w:t>
+      <w:t>Empreinte SHA-256 de l'état de la mission à l'édition : c6c4d45e568cff57cfe0161d28b9ae8c7b73842f56e0660190548ad3e4992b08</w:t>
     </w:r>
   </w:p>
   <w:p>

--- a/docs/exemples/grc/01-accord-de-confidentialite.docx
+++ b/docs/exemples/grc/01-accord-de-confidentialite.docx
@@ -178,7 +178,7 @@
                 <w:color w:val="EAF4F0"/>
                 <w:sz w:val="17"/>
               </w:rPr>
-              <w:t>30/07/2026</w:t>
+              <w:t>31/07/2026</w:t>
             </w:r>
             <w:r>
               <w:rPr>
@@ -504,7 +504,7 @@
                 <w:color w:val="33403B"/>
                 <w:sz w:val="18"/>
               </w:rPr>
-              <w:t>Signature cryptographique locale : SHA256:c6c4d45e568cff57cfe0161d28b9ae8c7b73842f56e0660190548ad3e4992b08</w:t>
+              <w:t>Signature cryptographique locale : SHA256:870d095ccce86180b4371c414e51921b436ce7160191eb6b8b033d69f8406603</w:t>
             </w:r>
           </w:p>
         </w:tc>
@@ -544,7 +544,7 @@
                 <w:color w:val="33403B"/>
                 <w:sz w:val="18"/>
               </w:rPr>
-              <w:t>Date : 30/07/2026</w:t>
+              <w:t>Date : 31/07/2026</w:t>
             </w:r>
           </w:p>
         </w:tc>
@@ -609,7 +609,7 @@
         <w:color w:val="33403B"/>
         <w:sz w:val="13"/>
       </w:rPr>
-      <w:t>Empreinte SHA-256 de l'état de la mission à l'édition : c6c4d45e568cff57cfe0161d28b9ae8c7b73842f56e0660190548ad3e4992b08</w:t>
+      <w:t>Empreinte SHA-256 de l'état de la mission à l'édition : 870d095ccce86180b4371c414e51921b436ce7160191eb6b8b033d69f8406603</w:t>
     </w:r>
   </w:p>
   <w:p>

--- a/docs/exemples/grc/01-accord-de-confidentialite.docx
+++ b/docs/exemples/grc/01-accord-de-confidentialite.docx
@@ -504,7 +504,7 @@
                 <w:color w:val="33403B"/>
                 <w:sz w:val="18"/>
               </w:rPr>
-              <w:t>Signature cryptographique locale : SHA256:870d095ccce86180b4371c414e51921b436ce7160191eb6b8b033d69f8406603</w:t>
+              <w:t>Signature cryptographique locale : SHA256:87bdb9f2e3587ab6a25c45da3d56f8f35ba86205e49b6718241a85d4c4bee970</w:t>
             </w:r>
           </w:p>
         </w:tc>
@@ -609,7 +609,7 @@
         <w:color w:val="33403B"/>
         <w:sz w:val="13"/>
       </w:rPr>
-      <w:t>Empreinte SHA-256 de l'état de la mission à l'édition : 870d095ccce86180b4371c414e51921b436ce7160191eb6b8b033d69f8406603</w:t>
+      <w:t>Empreinte SHA-256 de l'état de la mission à l'édition : 87bdb9f2e3587ab6a25c45da3d56f8f35ba86205e49b6718241a85d4c4bee970</w:t>
     </w:r>
   </w:p>
   <w:p>
